--- a/private-7f3a9b2c8e/docs/vision.docx
+++ b/private-7f3a9b2c8e/docs/vision.docx
@@ -3934,7 +3934,7 @@
         <w:t xml:space="preserve"> </w:t>
       </w:r>
       <w:r>
-        <w:t xml:space="preserve">Аслан КАА · idriskaaa@gmail.com · сайт: aslankaa.com</w:t>
+        <w:t xml:space="preserve">Аслан КАА · aslankaa@yandex.ru · сайт: aslankaa.com</w:t>
       </w:r>
     </w:p>
     <w:bookmarkEnd w:id="91"/>
